--- a/courts/eighth-circuit/nebraska/state/court-of-appeals/answering-brief/usage/OUTPUT-answering-brief.docx
+++ b/courts/eighth-circuit/nebraska/state/court-of-appeals/answering-brief/usage/OUTPUT-answering-brief.docx
@@ -1715,13 +1715,7 @@
         <w:pStyle w:val="BodyText"/>
       </w:pPr>
       <w:r>
-        <w:t xml:space="preserve">As relevant here, the issue before the district court was whether the county court erred by finding the cost incurred by the county in removing the obstruction from the road was a loss for which restitution could be ordered pursuant to Neb. Rev. Stat. § 29</w:t>
-      </w:r>
-      <w:r>
-        <w:noBreakHyphen/>
-      </w:r>
-      <w:r>
-        <w:t xml:space="preserve">2280</w:t>
+        <w:t xml:space="preserve">As relevant here, the issue before the district court was whether the county court erred by finding the cost incurred by the county in removing the obstruction from the road was a loss for which restitution could be ordered pursuant to Neb. Rev. Stat. § 29-⁠2280</w:t>
       </w:r>
       <w:r>
         <w:t xml:space="preserve"> </w:t>
@@ -2135,13 +2129,7 @@
         <w:t xml:space="preserve"> </w:t>
       </w:r>
       <w:r>
-        <w:t xml:space="preserve">Neb. Rev. Stat. § 39</w:t>
-      </w:r>
-      <w:r>
-        <w:noBreakHyphen/>
-      </w:r>
-      <w:r>
-        <w:t xml:space="preserve">301</w:t>
+        <w:t xml:space="preserve">Neb. Rev. Stat. § 39-⁠301</w:t>
       </w:r>
       <w:r>
         <w:t xml:space="preserve"> </w:t>
@@ -2351,13 +2339,7 @@
         <w:t xml:space="preserve">Id</w:t>
       </w:r>
       <w:r>
-        <w:t xml:space="preserve">.). Carpenter conceded he may be civilly liable for reimbursing the county but argued that § 29</w:t>
-      </w:r>
-      <w:r>
-        <w:noBreakHyphen/>
-      </w:r>
-      <w:r>
-        <w:t xml:space="preserve">2280</w:t>
+        <w:t xml:space="preserve">.). Carpenter conceded he may be civilly liable for reimbursing the county but argued that § 29-⁠2280</w:t>
       </w:r>
       <w:r>
         <w:t xml:space="preserve"> </w:t>
@@ -2391,13 +2373,7 @@
         <w:pStyle w:val="BodyText"/>
       </w:pPr>
       <w:r>
-        <w:t xml:space="preserve">Carpenter appealed the county court’s decision to the district court. (T8). He again argued § 29</w:t>
-      </w:r>
-      <w:r>
-        <w:noBreakHyphen/>
-      </w:r>
-      <w:r>
-        <w:t xml:space="preserve">2280</w:t>
+        <w:t xml:space="preserve">Carpenter appealed the county court’s decision to the district court. (T8). He again argued § 29-⁠2280</w:t>
       </w:r>
       <w:r>
         <w:t xml:space="preserve"> </w:t>
@@ -2445,25 +2421,13 @@
         <w:pStyle w:val="BodyText"/>
       </w:pPr>
       <w:r>
-        <w:t xml:space="preserve">Carpenter claims both lower courts erred by interpreting § 29</w:t>
-      </w:r>
-      <w:r>
-        <w:noBreakHyphen/>
-      </w:r>
-      <w:r>
-        <w:t xml:space="preserve">2280</w:t>
-      </w:r>
-      <w:r>
-        <w:t xml:space="preserve"> </w:t>
-      </w:r>
-      <w:r>
-        <w:t xml:space="preserve">to include the $15,000 expended by the county sheriff to remove the mobile home from the road. More specifically, he claims § 29</w:t>
-      </w:r>
-      <w:r>
-        <w:noBreakHyphen/>
-      </w:r>
-      <w:r>
-        <w:t xml:space="preserve">2280</w:t>
+        <w:t xml:space="preserve">Carpenter claims both lower courts erred by interpreting § 29-⁠2280</w:t>
+      </w:r>
+      <w:r>
+        <w:t xml:space="preserve"> </w:t>
+      </w:r>
+      <w:r>
+        <w:t xml:space="preserve">to include the $15,000 expended by the county sheriff to remove the mobile home from the road. More specifically, he claims § 29-⁠2280</w:t>
       </w:r>
       <w:r>
         <w:t xml:space="preserve"> </w:t>
@@ -2586,25 +2550,13 @@
         <w:pStyle w:val="BodyText"/>
       </w:pPr>
       <w:r>
-        <w:t xml:space="preserve">Here, Carpenter was convicted under Neb. Rev. Stat. § 39</w:t>
-      </w:r>
-      <w:r>
-        <w:noBreakHyphen/>
-      </w:r>
-      <w:r>
-        <w:t xml:space="preserve">301</w:t>
-      </w:r>
-      <w:r>
-        <w:t xml:space="preserve"> </w:t>
-      </w:r>
-      <w:r>
-        <w:t xml:space="preserve">(Reissue 2016), which makes it a crime to obstruct a public road by leaving any obstruction thereon. The record shows Carpenter left a mobile home on a public road, which created a safety hazard, and that the county sheriff spent $15,000 to remove it only because Carpenter failed to remove it after being directed to do so. Because money is a form of property, and the cost incurred by the county sheriff directly resulted from Carpenter’s criminal conduct, both lower courts correctly found Carpenter could be ordered to pay restitution under § 29</w:t>
-      </w:r>
-      <w:r>
-        <w:noBreakHyphen/>
-      </w:r>
-      <w:r>
-        <w:t xml:space="preserve">2280.</w:t>
+        <w:t xml:space="preserve">Here, Carpenter was convicted under Neb. Rev. Stat. § 39-⁠301</w:t>
+      </w:r>
+      <w:r>
+        <w:t xml:space="preserve"> </w:t>
+      </w:r>
+      <w:r>
+        <w:t xml:space="preserve">(Reissue 2016), which makes it a crime to obstruct a public road by leaving any obstruction thereon. The record shows Carpenter left a mobile home on a public road, which created a safety hazard, and that the county sheriff spent $15,000 to remove it only because Carpenter failed to remove it after being directed to do so. Because money is a form of property, and the cost incurred by the county sheriff directly resulted from Carpenter’s criminal conduct, both lower courts correctly found Carpenter could be ordered to pay restitution under § 29-⁠2280.</w:t>
       </w:r>
     </w:p>
     <w:p>
@@ -2612,13 +2564,7 @@
         <w:pStyle w:val="BodyText"/>
       </w:pPr>
       <w:r>
-        <w:t xml:space="preserve">To the extent Carpenter claims the Legislature did not intend restitution to apply to the cost incurred by the county in this case, his claim is belied by § 39</w:t>
-      </w:r>
-      <w:r>
-        <w:noBreakHyphen/>
-      </w:r>
-      <w:r>
-        <w:t xml:space="preserve">301,</w:t>
+        <w:t xml:space="preserve">To the extent Carpenter claims the Legislature did not intend restitution to apply to the cost incurred by the county in this case, his claim is belied by § 39-⁠301,</w:t>
       </w:r>
       <w:r>
         <w:t xml:space="preserve"> </w:t>
@@ -2667,13 +2613,7 @@
         <w:t xml:space="preserve"> </w:t>
       </w:r>
       <w:r>
-        <w:t xml:space="preserve">Neb. Rev. Stat. § 29</w:t>
-      </w:r>
-      <w:r>
-        <w:noBreakHyphen/>
-      </w:r>
-      <w:r>
-        <w:t xml:space="preserve">2287.</w:t>
+        <w:t xml:space="preserve">Neb. Rev. Stat. § 29-⁠2287.</w:t>
       </w:r>
     </w:p>
     <w:p>
@@ -3193,13 +3133,7 @@
         <w:pStyle w:val="XdTail"/>
       </w:pPr>
       <w:r>
-        <w:t xml:space="preserve">I hereby certify that this brief complies with the word count and typeface requirements of Neb. Ct. R. App. P. § 2</w:t>
-      </w:r>
-      <w:r>
-        <w:noBreakHyphen/>
-      </w:r>
-      <w:r>
-        <w:t xml:space="preserve">103. This brief contains 1,512 words, excluding this certificate, and was created using Microsoft Word 365.</w:t>
+        <w:t xml:space="preserve">I hereby certify that this brief complies with the word count and typeface requirements of Neb. Ct. R. App. P. § 2-⁠103. This brief contains 1,512 words, excluding this certificate, and was created using Microsoft Word 365.</w:t>
       </w:r>
     </w:p>
     <w:sectPr>
@@ -4007,6 +3941,7 @@
     <w:unhideWhenUsed/>
     <w:qFormat/>
     <w:pPr>
+      <w:keepLines/>
       <w:spacing w:before="0" w:after="140" w:line="276" w:lineRule="exact"/>
     </w:pPr>
     <w:rPr>
@@ -4257,6 +4192,33 @@
     <w:pPr>
       <w:spacing w:before="0" w:after="0" w:line="317" w:lineRule="exact"/>
       <w:ind w:left="2160" w:hanging="720"/>
+    </w:pPr>
+  </w:style>
+  <w:style w:type="paragraph" w:customStyle="1" w:styleId="XdQuoteList1">
+    <w:name w:val="Xd Quote List 1"/>
+    <w:basedOn w:val="Normal"/>
+    <w:qFormat/>
+    <w:pPr>
+      <w:spacing w:before="0" w:after="0" w:line="317" w:lineRule="exact"/>
+      <w:ind w:left="1440" w:right="720" w:hanging="720"/>
+    </w:pPr>
+  </w:style>
+  <w:style w:type="paragraph" w:customStyle="1" w:styleId="XdQuoteList2">
+    <w:name w:val="Xd Quote List 2"/>
+    <w:basedOn w:val="Normal"/>
+    <w:qFormat/>
+    <w:pPr>
+      <w:spacing w:before="0" w:after="0" w:line="317" w:lineRule="exact"/>
+      <w:ind w:left="2160" w:right="720" w:hanging="720"/>
+    </w:pPr>
+  </w:style>
+  <w:style w:type="paragraph" w:customStyle="1" w:styleId="XdQuoteList3">
+    <w:name w:val="Xd Quote List 3"/>
+    <w:basedOn w:val="Normal"/>
+    <w:qFormat/>
+    <w:pPr>
+      <w:spacing w:before="0" w:after="0" w:line="317" w:lineRule="exact"/>
+      <w:ind w:left="2880" w:right="720" w:hanging="720"/>
     </w:pPr>
   </w:style>
   <w:style w:type="paragraph" w:customStyle="1" w:styleId="XdTail">

--- a/courts/eighth-circuit/nebraska/state/court-of-appeals/answering-brief/usage/OUTPUT-answering-brief.docx
+++ b/courts/eighth-circuit/nebraska/state/court-of-appeals/answering-brief/usage/OUTPUT-answering-brief.docx
@@ -27,11 +27,7 @@
           <w:b/>
           <w:bCs/>
         </w:rPr>
-        <w:t xml:space="preserve">A</w:t>
-        <w:noBreakHyphen/>
-        <w:t xml:space="preserve">25</w:t>
-        <w:noBreakHyphen/>
-        <w:t xml:space="preserve">684</w:t>
+        <w:t xml:space="preserve">A-⁠25-⁠684</w:t>
       </w:r>
     </w:p>
     <w:p>
@@ -513,9 +509,7 @@
         <w:t xml:space="preserve"> </w:t>
       </w:r>
       <w:r>
-        <w:t xml:space="preserve">68509</w:t>
-        <w:noBreakHyphen/>
-        <w:t xml:space="preserve">8920</w:t>
+        <w:t xml:space="preserve">68509-⁠8920</w:t>
       </w:r>
     </w:p>
     <w:p>
@@ -537,9 +531,7 @@
         <w:t xml:space="preserve"> </w:t>
       </w:r>
       <w:r>
-        <w:t xml:space="preserve">471</w:t>
-        <w:noBreakHyphen/>
-        <w:t xml:space="preserve">2682</w:t>
+        <w:t xml:space="preserve">471-⁠2682</w:t>
       </w:r>
     </w:p>
     <w:p>
@@ -1274,9 +1266,7 @@
         <w:t xml:space="preserve"> </w:t>
       </w:r>
       <w:r>
-        <w:t xml:space="preserve">29</w:t>
-        <w:noBreakHyphen/>
-        <w:t xml:space="preserve">2280</w:t>
+        <w:t xml:space="preserve">29-⁠2280</w:t>
       </w:r>
       <w:r>
         <w:t xml:space="preserve"> </w:t>
@@ -1334,9 +1324,7 @@
         <w:t xml:space="preserve"> </w:t>
       </w:r>
       <w:r>
-        <w:t xml:space="preserve">29</w:t>
-        <w:noBreakHyphen/>
-        <w:t xml:space="preserve">2282</w:t>
+        <w:t xml:space="preserve">29-⁠2282</w:t>
       </w:r>
       <w:r>
         <w:t xml:space="preserve"> </w:t>
@@ -1394,9 +1382,7 @@
         <w:t xml:space="preserve"> </w:t>
       </w:r>
       <w:r>
-        <w:t xml:space="preserve">29</w:t>
-        <w:noBreakHyphen/>
-        <w:t xml:space="preserve">2287</w:t>
+        <w:t xml:space="preserve">29-⁠2287</w:t>
       </w:r>
       <w:r>
         <w:t xml:space="preserve"> </w:t>
@@ -1454,9 +1440,7 @@
         <w:t xml:space="preserve"> </w:t>
       </w:r>
       <w:r>
-        <w:t xml:space="preserve">39</w:t>
-        <w:noBreakHyphen/>
-        <w:t xml:space="preserve">301</w:t>
+        <w:t xml:space="preserve">39-⁠301</w:t>
       </w:r>
       <w:r>
         <w:t xml:space="preserve"> </w:t>
@@ -1894,13 +1878,7 @@
         <w:t xml:space="preserve">State v. Anderson</w:t>
       </w:r>
       <w:r>
-        <w:t xml:space="preserve">, 317 Neb. 435, 455</w:t>
-      </w:r>
-      <w:r>
-        <w:noBreakHyphen/>
-      </w:r>
-      <w:r>
-        <w:t xml:space="preserve">56 (2024). When deciding appeals from criminal convictions in county court, the appellate court applies the same standards of review that are applied to decide appeals from criminal convictions in district court.</w:t>
+        <w:t xml:space="preserve">, 317 Neb. 435, 455-⁠56 (2024). When deciding appeals from criminal convictions in county court, the appellate court applies the same standards of review that are applied to decide appeals from criminal convictions in district court.</w:t>
       </w:r>
       <w:r>
         <w:t xml:space="preserve"> </w:t>
@@ -2187,13 +2165,7 @@
         <w:pStyle w:val="BodyText"/>
       </w:pPr>
       <w:r>
-        <w:t xml:space="preserve">In June 2024, Carpenter was transporting a mobile home on a county road when its axle broke and it became stranded in the middle of the road. (23:16</w:t>
-      </w:r>
-      <w:r>
-        <w:noBreakHyphen/>
-      </w:r>
-      <w:r>
-        <w:t xml:space="preserve">24:18). Sheriff’s deputies told Carpenter to remove the mobile home from the road or the county would need to do it and charge him for the cost of removal. (</w:t>
+        <w:t xml:space="preserve">In June 2024, Carpenter was transporting a mobile home on a county road when its axle broke and it became stranded in the middle of the road. (23:16-⁠24:18). Sheriff’s deputies told Carpenter to remove the mobile home from the road or the county would need to do it and charge him for the cost of removal. (</w:t>
       </w:r>
       <w:r>
         <w:rPr>
@@ -2203,13 +2175,7 @@
         <w:t xml:space="preserve">Id</w:t>
       </w:r>
       <w:r>
-        <w:t xml:space="preserve">.). Carpenter twice attempted to remove the mobile home from the road but was unsuccessful, so the county sheriff paid an excavator $15,000 to remove it. (33:8</w:t>
-      </w:r>
-      <w:r>
-        <w:noBreakHyphen/>
-      </w:r>
-      <w:r>
-        <w:t xml:space="preserve">37:20).</w:t>
+        <w:t xml:space="preserve">.). Carpenter twice attempted to remove the mobile home from the road but was unsuccessful, so the county sheriff paid an excavator $15,000 to remove it. (33:8-⁠37:20).</w:t>
       </w:r>
     </w:p>
     <w:p>
@@ -2217,19 +2183,7 @@
         <w:pStyle w:val="BodyText"/>
       </w:pPr>
       <w:r>
-        <w:t xml:space="preserve">On September 27, 2024, Carpenter was charged by complaint in Gage County Court in Count I with criminal mischief, less than $500, a Class III misdemeanor, and in Count II with obstructing a public road, a Class V misdemeanor. (T2</w:t>
-      </w:r>
-      <w:r>
-        <w:noBreakHyphen/>
-      </w:r>
-      <w:r>
-        <w:t xml:space="preserve">3). The county court later appointed a public defender to represent Carpenter. (4</w:t>
-      </w:r>
-      <w:r>
-        <w:noBreakHyphen/>
-      </w:r>
-      <w:r>
-        <w:t xml:space="preserve">13; T4).</w:t>
+        <w:t xml:space="preserve">On September 27, 2024, Carpenter was charged by complaint in Gage County Court in Count I with criminal mischief, less than $500, a Class III misdemeanor, and in Count II with obstructing a public road, a Class V misdemeanor. (T2-⁠3). The county court later appointed a public defender to represent Carpenter. (4-⁠13; T4).</w:t>
       </w:r>
     </w:p>
     <w:p>
@@ -2237,31 +2191,7 @@
         <w:pStyle w:val="BodyText"/>
       </w:pPr>
       <w:r>
-        <w:t xml:space="preserve">On March 6, 2025, Carpenter appeared before the county court at a change of plea hearing. (13</w:t>
-      </w:r>
-      <w:r>
-        <w:noBreakHyphen/>
-      </w:r>
-      <w:r>
-        <w:t xml:space="preserve">28). Pursuant to an agreement with the State, Carpenter pleaded no contest to Count II, and the State dismissed Count I. (16:9</w:t>
-      </w:r>
-      <w:r>
-        <w:noBreakHyphen/>
-      </w:r>
-      <w:r>
-        <w:t xml:space="preserve">18:25; 23:12</w:t>
-      </w:r>
-      <w:r>
-        <w:noBreakHyphen/>
-      </w:r>
-      <w:r>
-        <w:t xml:space="preserve">15; 25:16</w:t>
-      </w:r>
-      <w:r>
-        <w:noBreakHyphen/>
-      </w:r>
-      <w:r>
-        <w:t xml:space="preserve">23). Because the parties had no agreement regarding restitution, the State requested a hearing on the matter which the court granted. (</w:t>
+        <w:t xml:space="preserve">On March 6, 2025, Carpenter appeared before the county court at a change of plea hearing. (13-⁠28). Pursuant to an agreement with the State, Carpenter pleaded no contest to Count II, and the State dismissed Count I. (16:9-⁠18:25; 23:12-⁠15; 25:16-⁠23). Because the parties had no agreement regarding restitution, the State requested a hearing on the matter which the court granted. (</w:t>
       </w:r>
       <w:r>
         <w:rPr>
@@ -2271,13 +2201,7 @@
         <w:t xml:space="preserve">Id</w:t>
       </w:r>
       <w:r>
-        <w:t xml:space="preserve">.; 27:3</w:t>
-      </w:r>
-      <w:r>
-        <w:noBreakHyphen/>
-      </w:r>
-      <w:r>
-        <w:t xml:space="preserve">28:2; T5).</w:t>
+        <w:t xml:space="preserve">.; 27:3-⁠28:2; T5).</w:t>
       </w:r>
     </w:p>
     <w:p>
@@ -2285,19 +2209,7 @@
         <w:pStyle w:val="BodyText"/>
       </w:pPr>
       <w:r>
-        <w:t xml:space="preserve">On March 31, 2025, Carpenter appeared before the county court at his restitution hearing. (28</w:t>
-      </w:r>
-      <w:r>
-        <w:noBreakHyphen/>
-      </w:r>
-      <w:r>
-        <w:t xml:space="preserve">57). The State called Sheriff Gustafson to testify about Carpenter’s failure to remove the mobile home, the problems that it caused, and his decision to hire an excavator. (31:23</w:t>
-      </w:r>
-      <w:r>
-        <w:noBreakHyphen/>
-      </w:r>
-      <w:r>
-        <w:t xml:space="preserve">42:3). The State also offered an itemized invoice for $15,000. (</w:t>
+        <w:t xml:space="preserve">On March 31, 2025, Carpenter appeared before the county court at his restitution hearing. (28-⁠57). The State called Sheriff Gustafson to testify about Carpenter’s failure to remove the mobile home, the problems that it caused, and his decision to hire an excavator. (31:23-⁠42:3). The State also offered an itemized invoice for $15,000. (</w:t>
       </w:r>
       <w:r>
         <w:rPr>
@@ -2307,19 +2219,7 @@
         <w:t xml:space="preserve">Id</w:t>
       </w:r>
       <w:r>
-        <w:t xml:space="preserve">.; E1). Carpenter chose not to present any evidence, noting he was disputing whether restitution was legally permissible, “not the factual basis of how much.” (42:11</w:t>
-      </w:r>
-      <w:r>
-        <w:noBreakHyphen/>
-      </w:r>
-      <w:r>
-        <w:t xml:space="preserve">25). Thereafter, the court heard argument from the parties. (43:5</w:t>
-      </w:r>
-      <w:r>
-        <w:noBreakHyphen/>
-      </w:r>
-      <w:r>
-        <w:t xml:space="preserve">57:15). The State argued restitution was appropriate since Carpenter was legally responsible for removing the mobile home, and his failure to do so caused the county to incur a $15,000 loss. (</w:t>
+        <w:t xml:space="preserve">.; E1). Carpenter chose not to present any evidence, noting he was disputing whether restitution was legally permissible, “not the factual basis of how much.” (42:11-⁠25). Thereafter, the court heard argument from the parties. (43:5-⁠57:15). The State argued restitution was appropriate since Carpenter was legally responsible for removing the mobile home, and his failure to do so caused the county to incur a $15,000 loss. (</w:t>
       </w:r>
       <w:r>
         <w:rPr>
@@ -2379,25 +2279,7 @@
         <w:t xml:space="preserve"> </w:t>
       </w:r>
       <w:r>
-        <w:t xml:space="preserve">authorized restitution only if he had damaged or stolen the county’s property, not because the county incurred costs related to removal. (T23</w:t>
-      </w:r>
-      <w:r>
-        <w:noBreakHyphen/>
-      </w:r>
-      <w:r>
-        <w:t xml:space="preserve">30; T33</w:t>
-      </w:r>
-      <w:r>
-        <w:noBreakHyphen/>
-      </w:r>
-      <w:r>
-        <w:t xml:space="preserve">42 (briefs)). The district court disagreed and affirmed the county’s court’s decision. (T44</w:t>
-      </w:r>
-      <w:r>
-        <w:noBreakHyphen/>
-      </w:r>
-      <w:r>
-        <w:t xml:space="preserve">48).</w:t>
+        <w:t xml:space="preserve">authorized restitution only if he had damaged or stolen the county’s property, not because the county incurred costs related to removal. (T23-⁠30; T33-⁠42 (briefs)). The district court disagreed and affirmed the county’s court’s decision. (T44-⁠48).</w:t>
       </w:r>
     </w:p>
     <w:p>
@@ -2441,13 +2323,7 @@
         <w:pStyle w:val="BodyText"/>
       </w:pPr>
       <w:r>
-        <w:t xml:space="preserve">Section 29</w:t>
-      </w:r>
-      <w:r>
-        <w:noBreakHyphen/>
-      </w:r>
-      <w:r>
-        <w:t xml:space="preserve">2280</w:t>
+        <w:t xml:space="preserve">Section 29-⁠2280</w:t>
       </w:r>
       <w:r>
         <w:t xml:space="preserve"> </w:t>
@@ -2498,19 +2374,7 @@
         <w:t xml:space="preserve">State v. Street</w:t>
       </w:r>
       <w:r>
-        <w:t xml:space="preserve">, 306 Neb. 380, 387</w:t>
-      </w:r>
-      <w:r>
-        <w:noBreakHyphen/>
-      </w:r>
-      <w:r>
-        <w:t xml:space="preserve">88 (2020) (emphasis in the original). Section 29</w:t>
-      </w:r>
-      <w:r>
-        <w:noBreakHyphen/>
-      </w:r>
-      <w:r>
-        <w:t xml:space="preserve">2282</w:t>
+        <w:t xml:space="preserve">, 306 Neb. 380, 387-⁠88 (2020) (emphasis in the original). Section 29-⁠2282</w:t>
       </w:r>
       <w:r>
         <w:t xml:space="preserve"> </w:t>
@@ -2996,9 +2860,7 @@
                     <w:t xml:space="preserve"> </w:t>
                   </w:r>
                   <w:r>
-                    <w:t xml:space="preserve">68509</w:t>
-                    <w:noBreakHyphen/>
-                    <w:t xml:space="preserve">8920</w:t>
+                    <w:t xml:space="preserve">68509-⁠8920</w:t>
                   </w:r>
                 </w:p>
                 <w:p>
@@ -3020,9 +2882,7 @@
                     <w:t xml:space="preserve"> </w:t>
                   </w:r>
                   <w:r>
-                    <w:t xml:space="preserve">471</w:t>
-                    <w:noBreakHyphen/>
-                    <w:t xml:space="preserve">2682</w:t>
+                    <w:t xml:space="preserve">471-⁠2682</w:t>
                   </w:r>
                 </w:p>
                 <w:p>
@@ -3942,7 +3802,7 @@
     <w:qFormat/>
     <w:pPr>
       <w:keepLines/>
-      <w:spacing w:before="0" w:after="140" w:line="276" w:lineRule="exact"/>
+      <w:spacing w:before="46" w:after="140" w:line="276" w:lineRule="exact"/>
     </w:pPr>
     <w:rPr>
       <w:sz w:val="24"/>
